--- a/EOI_SIEVE-MGS/submit/EOI_SIEVE-MGS_Blueprint_Biosecurity22.docx
+++ b/EOI_SIEVE-MGS/submit/EOI_SIEVE-MGS_Blueprint_Biosecurity22.docx
@@ -379,6 +379,22 @@
     </w:p>
     <w:p>
       <w:pPr>
+        <w:pStyle w:val="FirstParagraph"/>
+        <w:rPr>
+          <w:rFonts w:ascii="Times New Roman" w:hAnsi="Times New Roman" w:cs="Times New Roman"/>
+          <w:color w:val="000000" w:themeColor="text1"/>
+        </w:rPr>
+      </w:pPr>
+      <w:r>
+        <w:rPr>
+          <w:rFonts w:ascii="Times New Roman" w:hAnsi="Times New Roman" w:cs="Times New Roman"/>
+          <w:color w:val="000000" w:themeColor="text1"/>
+        </w:rPr>
+        <w:t>Figure 1 summarises Aim 1 end to end: a clade is held out and simulated reads embedded in real wastewater background; a frozen ESM-2 teacher supplies the representations; the student is trained under a supervised loss plus representation matching, with background treated as unlabelled; conformal risk control then converts its scores into a retention threshold with a bounded miss rate.</w:t>
+      </w:r>
+    </w:p>
+    <w:p>
+      <w:pPr>
         <w:pStyle w:val="BodyText"/>
         <w:jc w:val="center"/>
         <w:rPr>
@@ -394,7 +410,7 @@
         </w:rPr>
         <w:drawing>
           <wp:inline distT="0" distB="0" distL="0" distR="0">
-            <wp:extent cx="3531184" cy="1908580"/>
+            <wp:extent cx="3246120" cy="1754504"/>
             <wp:effectExtent l="0" t="0" r="0" b="0"/>
             <wp:docPr id="1" name="Picture 1"/>
             <wp:cNvGraphicFramePr>
@@ -422,7 +438,7 @@
                   <pic:spPr>
                     <a:xfrm>
                       <a:off x="0" y="0"/>
-                      <a:ext cx="3618795" cy="1955933"/>
+                      <a:ext cx="3246120" cy="1754504"/>
                     </a:xfrm>
                     <a:prstGeom prst="rect">
                       <a:avLst/>
@@ -449,7 +465,7 @@
           <w:rFonts w:ascii="Times New Roman" w:hAnsi="Times New Roman" w:cs="Times New Roman"/>
           <w:color w:val="000000" w:themeColor="text1"/>
         </w:rPr>
-        <w:t>Figure 1. Aim 1 workflow for distilling a compact read-level novelty model from a frozen ESM-2 teacher through representation matching, supervised learning, and positive–unlabeled learning.</w:t>
+        <w:t>Figure 1. Aim 1 workflow.</w:t>
       </w:r>
     </w:p>
     <w:p>
@@ -574,7 +590,7 @@
           <w:rFonts w:ascii="Times New Roman" w:hAnsi="Times New Roman" w:cs="Times New Roman"/>
           <w:color w:val="000000" w:themeColor="text1"/>
         </w:rPr>
-        <w:t xml:space="preserve"> Entire clades are removed from every reference, training and teacher-fitting set; reads are simulated from held-out genomes under realistic error profiles at 75–300 bp and embedded in real wastewater background, so ground truth is exact. Difficulty is indexed by protein-level identity (AAI) to the nearest retained neighbour — nucleotide ANI is unmeasurable below ~80%, precisely where a genuinely novel agent sits — and reported per stratum rather than pooled.</w:t>
+        <w:t xml:space="preserve"> Entire clades are removed from every reference, training and teacher-fitting set — omitting any one of these is leakage — and reads are simulated at 75–300 bp under realistic error profiles, so ground truth is exact. Difficulty is indexed by protein-level identity (AAI) to the nearest retained neighbour — nucleotide ANI is unmeasurable below ~80%, precisely where a genuinely novel agent sits — and reported per stratum rather than pooled.</w:t>
       </w:r>
     </w:p>
     <w:p>
@@ -853,8 +869,7 @@
           <w:rFonts w:ascii="Times New Roman" w:hAnsi="Times New Roman" w:cs="Times New Roman"/>
           <w:color w:val="000000" w:themeColor="text1"/>
         </w:rPr>
-        <w:lastRenderedPageBreak/>
-        <w:t>existing Nextflow pipeline adopts it by adding one step. Weights, calibration artefacts and benchmarks go to Hugging Face and Zenodo with a DOI. Two publications are anticipated, both preprinted at submission.</w:t>
+        <w:t>existing Nextflow pipeline adopts it by adding one step. Weights, calibration artefacts and benchmarks go to Hugging Face and Zenodo with a DOI; two publications are anticipated, both preprinted at submission.</w:t>
       </w:r>
     </w:p>
     <w:p>
@@ -1644,6 +1659,9 @@
     <w:p>
       <w:pPr>
         <w:pStyle w:val="FirstParagraph"/>
+        <w:keepNext w:val="0"/>
+        <w:keepLines w:val="0"/>
+        <w:widowControl w:val="0"/>
         <w:rPr>
           <w:rFonts w:ascii="Times New Roman" w:hAnsi="Times New Roman" w:cs="Times New Roman"/>
           <w:color w:val="000000" w:themeColor="text1"/>
@@ -1668,6 +1686,9 @@
     <w:p>
       <w:pPr>
         <w:pStyle w:val="BodyText"/>
+        <w:keepNext w:val="0"/>
+        <w:keepLines w:val="0"/>
+        <w:widowControl w:val="0"/>
         <w:rPr>
           <w:rFonts w:ascii="Times New Roman" w:hAnsi="Times New Roman" w:cs="Times New Roman"/>
           <w:color w:val="000000" w:themeColor="text1"/>
@@ -1679,19 +1700,22 @@
           <w:b/>
           <w:color w:val="000000" w:themeColor="text1"/>
         </w:rPr>
-        <w:t>Real backgrounds may compress less than simulated ones, and exchangeability failure weakens the conformal bound.</w:t>
-      </w:r>
-      <w:r>
-        <w:rPr>
-          <w:rFonts w:ascii="Times New Roman" w:hAnsi="Times New Roman" w:cs="Times New Roman"/>
-          <w:color w:val="000000" w:themeColor="text1"/>
-        </w:rPr>
-        <w:t xml:space="preserve"> The first is measured at month 2, not month 10; the deliverable is the (ε, compression) curve, not a marketing number. The second is handled by per-site rolling calibration with degradation quantified under shift stress tests. A very divergent agent may still evade any learned representation — which is why the screener is deliberately high-recall, low-precision: we bound what is discarded, not what is retained.</w:t>
+        <w:t>Real backgrounds may compress less than simulated data, and exchangeability failure weakens the conformal bound.</w:t>
+      </w:r>
+      <w:r>
+        <w:rPr>
+          <w:rFonts w:ascii="Times New Roman" w:hAnsi="Times New Roman" w:cs="Times New Roman"/>
+          <w:color w:val="000000" w:themeColor="text1"/>
+        </w:rPr>
+        <w:t xml:space="preserve"> The first is measured at month 2, not month 10; the deliverable is the (ε, compression) curve. The second is handled by per-site rolling calibration, quantified under shift stress tests. A very divergent agent may evade any learned representation — hence the high-recall, low-precision design.</w:t>
       </w:r>
     </w:p>
     <w:p>
       <w:pPr>
         <w:pStyle w:val="Heading2"/>
+        <w:keepNext w:val="0"/>
+        <w:keepLines w:val="0"/>
+        <w:widowControl w:val="0"/>
         <w:rPr>
           <w:rFonts w:ascii="Times New Roman" w:hAnsi="Times New Roman" w:cs="Times New Roman"/>
           <w:color w:val="000000" w:themeColor="text1"/>
@@ -2135,7 +2159,7 @@
     </w:p>
     <w:sectPr>
       <w:pgSz w:w="12240" w:h="15840"/>
-      <w:pgMar w:top="1008" w:right="1008" w:bottom="1008" w:left="1008" w:header="720" w:footer="720" w:gutter="0"/>
+      <w:pgMar w:top="1008" w:right="1008" w:bottom="893" w:left="1008" w:header="720" w:footer="720" w:gutter="0"/>
       <w:cols w:space="720"/>
     </w:sectPr>
   </w:body>
